--- a/manuscript/draft_ko.docx
+++ b/manuscript/draft_ko.docx
@@ -674,7 +674,7 @@
         </m:sSup>
       </m:oMath>
       <w:r>
-        <w:t xml:space="preserve">로 추정되며(Murray et al., 2019), 탄소 격리, 어류·갑각류 서식지 제공, 해안 폭풍 완충 등 핵심 생태계 서비스를 담당한다. 그러나 이들 지역에 대한 디지털 표고 모델(DEM)은 현장 측량 비용과 접근성 제약으로 인해 대규모 일관 매핑이 어렵다. 항공 LiDAR가 가장 정확한 자료를 제공하지만 비용이 크고, 임무 단위로 단발적으로 운영된다.</w:t>
+        <w:t xml:space="preserve">로 추정되며(Murray et al., 2019), 탄소 격리, 어류·갑각류 서식지 제공, 해안 폭풍 완충 등 핵심 생태계 서비스를 담당한다. 그러나 이들 지역에 대한 디지털 표고 모델(DEM)은 현장 측량 비용과 접근성 제약으로 인해 대규모 일관 매핑이 어렵다. 항공 LiDAR가 가장 정확한 자료를 제공하지만 비용이 크고, 임무 단위로 단발적으로 운영된다. 위성 탑재 ICESat-2 레이저 고도계는 최근 조간대에서 반복 가능한 cm급 직접 표고 기준을 제공하지만, 성기고 불연속적인 지상 트랙으로 인해 단독 DEM 밀도는 제한적이다(Xu et al., 2022).</w:t>
       </w:r>
     </w:p>
     <w:p>
@@ -761,7 +761,7 @@
         </m:r>
       </m:oMath>
       <w:r>
-        <w:t xml:space="preserve">는 인접 조위관측소 기준 datum 조위이다. 서로 다른 조위 단계의 위성 영상에서 추출된 다수의 워터라인을 중첩하면 조간대 hypsometric 곡선을 이산화할 수 있고 이를 보간해 DEM을 만든다. 이 접근은 Digital Earth Australia Intertidal 산물(Sagar et al., 2017; Bishop-Taylor et al., 2019a)의 기반이며 전 세계적으로 빠르게 확산되고 있다(Liu et al., 2015; Tseng et al., 2017; Khan et al., 2019; Salameh et al., 2019).</w:t>
+        <w:t xml:space="preserve">는 인접 조위관측소 기준 datum 조위이다. 서로 다른 조위 단계의 위성 영상에서 추출된 다수의 워터라인을 중첩하면 조간대 hypsometric 곡선을 이산화할 수 있고 이를 보간해 DEM을 만든다. 이 접근은 Digital Earth Australia Intertidal 산물(Sagar et al., 2017; Bishop-Taylor et al., 2019a)의 기반이며 전 세계적으로 빠르게 확산되고 있다(Liu et al., 2015; Tseng et al., 2017; Khan et al., 2019; Salameh et al., 2019; Wang et al., 2020). 이를 보완하는 흐름으로, ICESat-2 레이저 고도계를 광학·SAR 워터라인과 결합해 수직 기준을 직접 구속하는 연구가 있다(Zhang et al., 2022; Xin et al., 2025).</w:t>
       </w:r>
     </w:p>
     <w:bookmarkEnd w:id="10"/>
@@ -12618,7 +12618,7 @@
         <w:t xml:space="preserve">외삽</w:t>
       </w:r>
       <w:r>
-        <w:t xml:space="preserve">되며 경험적 제약이 없다. 이런 DEM의 사용자는 상부 조간대 — 양식 적합도 평가, 염생습지 가장자리 매핑, 폭풍 해일 침수 모델링 등 — 응용에 대해 신중해야 한다.</w:t>
+        <w:t xml:space="preserve">되며 경험적 제약이 없다. 이런 DEM의 사용자는 상부 조간대 — 양식 적합도 평가, 염생습지 가장자리 매핑, 폭풍 해일 침수 모델링 등 — 응용에 대해 신중해야 한다. 여기서 직접 레이저 고도계가 보완적 제약을 제공한다: ICESat-2는 광학 조석 표본화 기하와 무관하게 표면 표고를 측정하므로, 어떤 광학 장면도 도달하지 못하는 상부 조간대 띠를 원리적으로 고정할 수 있다(Xu et al., 2022; Xin et al., 2025) — 다만 성기고 불연속적인 지상 트랙을 따라서만 가능하다.</w:t>
       </w:r>
     </w:p>
     <w:p>
@@ -15180,7 +15180,7 @@
         </w:numPr>
       </w:pPr>
       <w:r>
-        <w:t xml:space="preserve">Choi, B.-J., Hwang, C., Lee, S. H., 2014.</w:t>
+        <w:t xml:space="preserve">Carrère, L., Lyard, F., Cancet, M., Allain, D., Dabat, M.-L., Fouchet, E., Faugère, Y., Pujol, M.-I., Briol, F., Dibarboure, G., Picot, N., 2022.</w:t>
       </w:r>
       <w:r>
         <w:t xml:space="preserve"> </w:t>
@@ -15190,13 +15190,13 @@
           <w:i/>
           <w:iCs/>
         </w:rPr>
-        <w:t xml:space="preserve">Meteotsunami-tide interactions and high-frequency sea level oscillations in the eastern Yellow Sea.</w:t>
-      </w:r>
-      <w:r>
-        <w:t xml:space="preserve"> </w:t>
-      </w:r>
-      <w:r>
-        <w:t xml:space="preserve">Journal of Geophysical Research: Oceans 119, 6725–6742. doi:10.1002/2013JC009788.</w:t>
+        <w:t xml:space="preserve">A new barotropic tide model for global ocean: FES2022.</w:t>
+      </w:r>
+      <w:r>
+        <w:t xml:space="preserve"> </w:t>
+      </w:r>
+      <w:r>
+        <w:t xml:space="preserve">AVISO+ technical note (FES2022 / FES2022b release notes), CNES/CLS. Available via AVISO+ Tides Modelling: https://www.aviso.altimetry.fr/en/data/products/auxiliary-products/global-tide-fes.html.</w:t>
       </w:r>
     </w:p>
     <w:p>
@@ -15208,7 +15208,7 @@
         </w:numPr>
       </w:pPr>
       <w:r>
-        <w:t xml:space="preserve">Codiga, D. L., 2011.</w:t>
+        <w:t xml:space="preserve">Choi, B.-J., Hwang, C., Lee, S. H., 2014.</w:t>
       </w:r>
       <w:r>
         <w:t xml:space="preserve"> </w:t>
@@ -15218,13 +15218,13 @@
           <w:i/>
           <w:iCs/>
         </w:rPr>
-        <w:t xml:space="preserve">Unified Tidal Analysis and Prediction Using the UTide Matlab Functions.</w:t>
-      </w:r>
-      <w:r>
-        <w:t xml:space="preserve"> </w:t>
-      </w:r>
-      <w:r>
-        <w:t xml:space="preserve">Technical Report 2011-01, Graduate School of Oceanography, University of Rhode Island, Narragansett, Rhode Island. 59 pp.</w:t>
+        <w:t xml:space="preserve">Meteotsunami-tide interactions and high-frequency sea level oscillations in the eastern Yellow Sea.</w:t>
+      </w:r>
+      <w:r>
+        <w:t xml:space="preserve"> </w:t>
+      </w:r>
+      <w:r>
+        <w:t xml:space="preserve">Journal of Geophysical Research: Oceans 119, 6725–6742. doi:10.1002/2013JC009788.</w:t>
       </w:r>
     </w:p>
     <w:p>
@@ -15236,7 +15236,7 @@
         </w:numPr>
       </w:pPr>
       <w:r>
-        <w:t xml:space="preserve">Drusch, M., Del Bello, U., Carlier, S., Colin, O., Fernandez, V., Gascon, F., Hoersch, B., Isola, C., Laberinti, P., Martimort, P., Meygret, A., Spoto, F., Sy, O., Marchese, F., Bargellini, P., 2012.</w:t>
+        <w:t xml:space="preserve">Codiga, D. L., 2011.</w:t>
       </w:r>
       <w:r>
         <w:t xml:space="preserve"> </w:t>
@@ -15246,13 +15246,13 @@
           <w:i/>
           <w:iCs/>
         </w:rPr>
-        <w:t xml:space="preserve">Sentinel-2: ESA’s optical high-resolution mission for GMES operational services.</w:t>
-      </w:r>
-      <w:r>
-        <w:t xml:space="preserve"> </w:t>
-      </w:r>
-      <w:r>
-        <w:t xml:space="preserve">Remote Sensing of Environment 120, 25–36. doi:10.1016/j.rse.2011.11.026.</w:t>
+        <w:t xml:space="preserve">Unified Tidal Analysis and Prediction Using the UTide Matlab Functions.</w:t>
+      </w:r>
+      <w:r>
+        <w:t xml:space="preserve"> </w:t>
+      </w:r>
+      <w:r>
+        <w:t xml:space="preserve">Technical Report 2011-01, Graduate School of Oceanography, University of Rhode Island, Narragansett, Rhode Island. 59 pp.</w:t>
       </w:r>
     </w:p>
     <w:p>
@@ -15264,7 +15264,7 @@
         </w:numPr>
       </w:pPr>
       <w:r>
-        <w:t xml:space="preserve">Egbert, G. D., Erofeeva, S. Y., 2002.</w:t>
+        <w:t xml:space="preserve">Drusch, M., Del Bello, U., Carlier, S., Colin, O., Fernandez, V., Gascon, F., Hoersch, B., Isola, C., Laberinti, P., Martimort, P., Meygret, A., Spoto, F., Sy, O., Marchese, F., Bargellini, P., 2012.</w:t>
       </w:r>
       <w:r>
         <w:t xml:space="preserve"> </w:t>
@@ -15274,13 +15274,13 @@
           <w:i/>
           <w:iCs/>
         </w:rPr>
-        <w:t xml:space="preserve">Efficient inverse modeling of barotropic ocean tides.</w:t>
-      </w:r>
-      <w:r>
-        <w:t xml:space="preserve"> </w:t>
-      </w:r>
-      <w:r>
-        <w:t xml:space="preserve">Journal of Atmospheric and Oceanic Technology 19, 183–204. doi:10.1175/1520-0426(2002)019&lt;0183:EIMOBO&gt;2.0.CO;2.</w:t>
+        <w:t xml:space="preserve">Sentinel-2: ESA’s optical high-resolution mission for GMES operational services.</w:t>
+      </w:r>
+      <w:r>
+        <w:t xml:space="preserve"> </w:t>
+      </w:r>
+      <w:r>
+        <w:t xml:space="preserve">Remote Sensing of Environment 120, 25–36. doi:10.1016/j.rse.2011.11.026.</w:t>
       </w:r>
     </w:p>
     <w:p>
@@ -15292,7 +15292,7 @@
         </w:numPr>
       </w:pPr>
       <w:r>
-        <w:t xml:space="preserve">Gorelick, N., Hancher, M., Dixon, M., Ilyushchenko, S., Thau, D., Moore, R., 2017.</w:t>
+        <w:t xml:space="preserve">Egbert, G. D., Erofeeva, S. Y., 2002.</w:t>
       </w:r>
       <w:r>
         <w:t xml:space="preserve"> </w:t>
@@ -15302,13 +15302,13 @@
           <w:i/>
           <w:iCs/>
         </w:rPr>
-        <w:t xml:space="preserve">Google Earth Engine: Planetary-scale geospatial analysis for everyone.</w:t>
-      </w:r>
-      <w:r>
-        <w:t xml:space="preserve"> </w:t>
-      </w:r>
-      <w:r>
-        <w:t xml:space="preserve">Remote Sensing of Environment 202, 18–27. doi:10.1016/j.rse.2017.06.031.</w:t>
+        <w:t xml:space="preserve">Efficient inverse modeling of barotropic ocean tides.</w:t>
+      </w:r>
+      <w:r>
+        <w:t xml:space="preserve"> </w:t>
+      </w:r>
+      <w:r>
+        <w:t xml:space="preserve">Journal of Atmospheric and Oceanic Technology 19, 183–204. doi:10.1175/1520-0426(2002)019&lt;0183:EIMOBO&gt;2.0.CO;2.</w:t>
       </w:r>
     </w:p>
     <w:p>
@@ -15320,7 +15320,7 @@
         </w:numPr>
       </w:pPr>
       <w:r>
-        <w:t xml:space="preserve">Heygster, G., Dannenberg, J., Notholt, J., 2010.</w:t>
+        <w:t xml:space="preserve">Gorelick, N., Hancher, M., Dixon, M., Ilyushchenko, S., Thau, D., Moore, R., 2017.</w:t>
       </w:r>
       <w:r>
         <w:t xml:space="preserve"> </w:t>
@@ -15330,13 +15330,13 @@
           <w:i/>
           <w:iCs/>
         </w:rPr>
-        <w:t xml:space="preserve">Topographic mapping of the German tidal flats analyzing SAR images with the waterline method.</w:t>
-      </w:r>
-      <w:r>
-        <w:t xml:space="preserve"> </w:t>
-      </w:r>
-      <w:r>
-        <w:t xml:space="preserve">IEEE Transactions on Geoscience and Remote Sensing 48, 1019–1030. doi:10.1109/TGRS.2009.2031843.</w:t>
+        <w:t xml:space="preserve">Google Earth Engine: Planetary-scale geospatial analysis for everyone.</w:t>
+      </w:r>
+      <w:r>
+        <w:t xml:space="preserve"> </w:t>
+      </w:r>
+      <w:r>
+        <w:t xml:space="preserve">Remote Sensing of Environment 202, 18–27. doi:10.1016/j.rse.2017.06.031.</w:t>
       </w:r>
     </w:p>
     <w:p>
@@ -15348,7 +15348,7 @@
         </w:numPr>
       </w:pPr>
       <w:r>
-        <w:t xml:space="preserve">Khan, M. J. U., Ansary, M. N., Durand, F., Testut, L., Ishaque, M., Calmant, S., Krien, Y., Islam, A. K. M. S., Papa, F., 2019.</w:t>
+        <w:t xml:space="preserve">Heygster, G., Dannenberg, J., Notholt, J., 2010.</w:t>
       </w:r>
       <w:r>
         <w:t xml:space="preserve"> </w:t>
@@ -15358,13 +15358,13 @@
           <w:i/>
           <w:iCs/>
         </w:rPr>
-        <w:t xml:space="preserve">High-resolution intertidal topography from Sentinel-2 multi-spectral imagery: Synergy between remote sensing and numerical modeling.</w:t>
-      </w:r>
-      <w:r>
-        <w:t xml:space="preserve"> </w:t>
-      </w:r>
-      <w:r>
-        <w:t xml:space="preserve">Remote Sensing 11, 2888. doi:10.3390/rs11242888.</w:t>
+        <w:t xml:space="preserve">Topographic mapping of the German tidal flats analyzing SAR images with the waterline method.</w:t>
+      </w:r>
+      <w:r>
+        <w:t xml:space="preserve"> </w:t>
+      </w:r>
+      <w:r>
+        <w:t xml:space="preserve">IEEE Transactions on Geoscience and Remote Sensing 48, 1019–1030. doi:10.1109/TGRS.2009.2031843.</w:t>
       </w:r>
     </w:p>
     <w:p>
@@ -15376,7 +15376,7 @@
         </w:numPr>
       </w:pPr>
       <w:r>
-        <w:t xml:space="preserve">Koh, C.-H., Khim, J. S., 2014.</w:t>
+        <w:t xml:space="preserve">Khan, M. J. U., Ansary, M. N., Durand, F., Testut, L., Ishaque, M., Calmant, S., Krien, Y., Islam, A. K. M. S., Papa, F., 2019.</w:t>
       </w:r>
       <w:r>
         <w:t xml:space="preserve"> </w:t>
@@ -15386,13 +15386,13 @@
           <w:i/>
           <w:iCs/>
         </w:rPr>
-        <w:t xml:space="preserve">The Korean tidal flat of the Yellow Sea: Physical setting, ecosystem and management.</w:t>
-      </w:r>
-      <w:r>
-        <w:t xml:space="preserve"> </w:t>
-      </w:r>
-      <w:r>
-        <w:t xml:space="preserve">Ocean &amp; Coastal Management 102, 398–414. doi:10.1016/j.ocecoaman.2014.07.008.</w:t>
+        <w:t xml:space="preserve">High-resolution intertidal topography from Sentinel-2 multi-spectral imagery: Synergy between remote sensing and numerical modeling.</w:t>
+      </w:r>
+      <w:r>
+        <w:t xml:space="preserve"> </w:t>
+      </w:r>
+      <w:r>
+        <w:t xml:space="preserve">Remote Sensing 11, 2888. doi:10.3390/rs11242888.</w:t>
       </w:r>
     </w:p>
     <w:p>
@@ -15404,7 +15404,7 @@
         </w:numPr>
       </w:pPr>
       <w:r>
-        <w:t xml:space="preserve">Lee, J., Kim, K., Kwak, G.-H., Baek, W.-K., Jang, Y., Ryu, J.-H., 2025.</w:t>
+        <w:t xml:space="preserve">Koh, C.-H., Khim, J. S., 2014.</w:t>
       </w:r>
       <w:r>
         <w:t xml:space="preserve"> </w:t>
@@ -15414,13 +15414,13 @@
           <w:i/>
           <w:iCs/>
         </w:rPr>
-        <w:t xml:space="preserve">Optimization of a multi-sensor satellite-based waterline method for rapid and extensive tidal flat topography mapping.</w:t>
-      </w:r>
-      <w:r>
-        <w:t xml:space="preserve"> </w:t>
-      </w:r>
-      <w:r>
-        <w:t xml:space="preserve">Estuarine, Coastal and Shelf Science 318, 109235. doi:10.1016/j.ecss.2025.109235.</w:t>
+        <w:t xml:space="preserve">The Korean tidal flat of the Yellow Sea: Physical setting, ecosystem and management.</w:t>
+      </w:r>
+      <w:r>
+        <w:t xml:space="preserve"> </w:t>
+      </w:r>
+      <w:r>
+        <w:t xml:space="preserve">Ocean &amp; Coastal Management 102, 398–414. doi:10.1016/j.ocecoaman.2014.07.008.</w:t>
       </w:r>
     </w:p>
     <w:p>
@@ -15432,7 +15432,7 @@
         </w:numPr>
       </w:pPr>
       <w:r>
-        <w:t xml:space="preserve">Lee, K., Nam, S., Cho, Y.-K., Jeong, K.-Y., Byun, D.-S., 2022.</w:t>
+        <w:t xml:space="preserve">Lee, J., Kim, K., Kwak, G.-H., Baek, W.-K., Jang, Y., Ryu, J.-H., 2025.</w:t>
       </w:r>
       <w:r>
         <w:t xml:space="preserve"> </w:t>
@@ -15442,13 +15442,13 @@
           <w:i/>
           <w:iCs/>
         </w:rPr>
-        <w:t xml:space="preserve">Determination of long-term (1993–2019) sea level rise trends around the Korean Peninsula using ocean tide-corrected, multi-mission satellite altimetry data.</w:t>
-      </w:r>
-      <w:r>
-        <w:t xml:space="preserve"> </w:t>
-      </w:r>
-      <w:r>
-        <w:t xml:space="preserve">Frontiers in Marine Science 9, 810549. doi:10.3389/fmars.2022.810549.</w:t>
+        <w:t xml:space="preserve">Optimization of a multi-sensor satellite-based waterline method for rapid and extensive tidal flat topography mapping.</w:t>
+      </w:r>
+      <w:r>
+        <w:t xml:space="preserve"> </w:t>
+      </w:r>
+      <w:r>
+        <w:t xml:space="preserve">Estuarine, Coastal and Shelf Science 318, 109235. doi:10.1016/j.ecss.2025.109235.</w:t>
       </w:r>
     </w:p>
     <w:p>
@@ -15460,7 +15460,7 @@
         </w:numPr>
       </w:pPr>
       <w:r>
-        <w:t xml:space="preserve">Lee, S.-K., Ryu, J.-H., 2017.</w:t>
+        <w:t xml:space="preserve">Lee, K., Nam, S., Cho, Y.-K., Jeong, K.-Y., Byun, D.-S., 2022.</w:t>
       </w:r>
       <w:r>
         <w:t xml:space="preserve"> </w:t>
@@ -15470,13 +15470,13 @@
           <w:i/>
           <w:iCs/>
         </w:rPr>
-        <w:t xml:space="preserve">High-accuracy tidal flat digital elevation model construction using TanDEM-X science phase data.</w:t>
-      </w:r>
-      <w:r>
-        <w:t xml:space="preserve"> </w:t>
-      </w:r>
-      <w:r>
-        <w:t xml:space="preserve">IEEE Journal of Selected Topics in Applied Earth Observations and Remote Sensing 10, 2713–2724. doi:10.1109/JSTARS.2017.2656629.</w:t>
+        <w:t xml:space="preserve">Determination of long-term (1993–2019) sea level rise trends around the Korean Peninsula using ocean tide-corrected, multi-mission satellite altimetry data.</w:t>
+      </w:r>
+      <w:r>
+        <w:t xml:space="preserve"> </w:t>
+      </w:r>
+      <w:r>
+        <w:t xml:space="preserve">Frontiers in Marine Science 9, 810549. doi:10.3389/fmars.2022.810549.</w:t>
       </w:r>
     </w:p>
     <w:p>
@@ -15488,7 +15488,7 @@
         </w:numPr>
       </w:pPr>
       <w:r>
-        <w:t xml:space="preserve">Liu, Y., Zhou, M., Zhao, S., Zhan, W., Yang, K., Li, M., 2015.</w:t>
+        <w:t xml:space="preserve">Lee, S.-K., Ryu, J.-H., 2017.</w:t>
       </w:r>
       <w:r>
         <w:t xml:space="preserve"> </w:t>
@@ -15498,13 +15498,13 @@
           <w:i/>
           <w:iCs/>
         </w:rPr>
-        <w:t xml:space="preserve">Automated extraction of tidal creeks from airborne laser altimetry data.</w:t>
-      </w:r>
-      <w:r>
-        <w:t xml:space="preserve"> </w:t>
-      </w:r>
-      <w:r>
-        <w:t xml:space="preserve">Journal of Hydrology 527, 1006–1020. doi:10.1016/j.jhydrol.2015.05.058.</w:t>
+        <w:t xml:space="preserve">High-accuracy tidal flat digital elevation model construction using TanDEM-X science phase data.</w:t>
+      </w:r>
+      <w:r>
+        <w:t xml:space="preserve"> </w:t>
+      </w:r>
+      <w:r>
+        <w:t xml:space="preserve">IEEE Journal of Selected Topics in Applied Earth Observations and Remote Sensing 10, 2713–2724. doi:10.1109/JSTARS.2017.2656629.</w:t>
       </w:r>
     </w:p>
     <w:p>
@@ -15516,7 +15516,7 @@
         </w:numPr>
       </w:pPr>
       <w:r>
-        <w:t xml:space="preserve">Lyard, F. H., Allain, D. J., Cancet, M., Carrère, L., Picot, N., 2021.</w:t>
+        <w:t xml:space="preserve">Liu, Y., Zhou, M., Zhao, S., Zhan, W., Yang, K., Li, M., 2015.</w:t>
       </w:r>
       <w:r>
         <w:t xml:space="preserve"> </w:t>
@@ -15526,13 +15526,13 @@
           <w:i/>
           <w:iCs/>
         </w:rPr>
-        <w:t xml:space="preserve">FES2014 global ocean tide atlas: Design and performance.</w:t>
-      </w:r>
-      <w:r>
-        <w:t xml:space="preserve"> </w:t>
-      </w:r>
-      <w:r>
-        <w:t xml:space="preserve">Ocean Science 17, 615–649. doi:10.5194/os-17-615-2021.</w:t>
+        <w:t xml:space="preserve">Automated extraction of tidal creeks from airborne laser altimetry data.</w:t>
+      </w:r>
+      <w:r>
+        <w:t xml:space="preserve"> </w:t>
+      </w:r>
+      <w:r>
+        <w:t xml:space="preserve">Journal of Hydrology 527, 1006–1020. doi:10.1016/j.jhydrol.2015.05.058.</w:t>
       </w:r>
     </w:p>
     <w:p>
@@ -15544,7 +15544,7 @@
         </w:numPr>
       </w:pPr>
       <w:r>
-        <w:t xml:space="preserve">Carrère, L., Lyard, F., Cancet, M., Allain, D., Dabat, M.-L., Fouchet, E., Faugère, Y., Pujol, M.-I., Briol, F., Dibarboure, G., Picot, N., 2022.</w:t>
+        <w:t xml:space="preserve">Lyard, F. H., Allain, D. J., Cancet, M., Carrère, L., Picot, N., 2021.</w:t>
       </w:r>
       <w:r>
         <w:t xml:space="preserve"> </w:t>
@@ -15554,13 +15554,13 @@
           <w:i/>
           <w:iCs/>
         </w:rPr>
-        <w:t xml:space="preserve">A new barotropic tide model for global ocean: FES2022.</w:t>
-      </w:r>
-      <w:r>
-        <w:t xml:space="preserve"> </w:t>
-      </w:r>
-      <w:r>
-        <w:t xml:space="preserve">AVISO+ technical note (FES2022 / FES2022b release notes), CNES/CLS. Available via AVISO+ Tides Modelling: https://www.aviso.altimetry.fr/en/data/products/auxiliary-products/global-tide-fes.html.</w:t>
+        <w:t xml:space="preserve">FES2014 global ocean tide atlas: Design and performance.</w:t>
+      </w:r>
+      <w:r>
+        <w:t xml:space="preserve"> </w:t>
+      </w:r>
+      <w:r>
+        <w:t xml:space="preserve">Ocean Science 17, 615–649. doi:10.5194/os-17-615-2021.</w:t>
       </w:r>
     </w:p>
     <w:p>
@@ -15880,7 +15880,7 @@
         </w:numPr>
       </w:pPr>
       <w:r>
-        <w:t xml:space="preserve">Yun, H.-W., Kim, J.-R., Choi, Y.-S., Lin, S.-Y., 2022.</w:t>
+        <w:t xml:space="preserve">Wang, X., Liu, Y., Ling, F., Liu, Y., Fang, F., 2020.</w:t>
       </w:r>
       <w:r>
         <w:t xml:space="preserve"> </w:t>
@@ -15890,6 +15890,90 @@
           <w:i/>
           <w:iCs/>
         </w:rPr>
+        <w:t xml:space="preserve">Spatio-temporal change detection of Ningbo coastline using Landsat time-series images during 1976–2015.</w:t>
+      </w:r>
+      <w:r>
+        <w:t xml:space="preserve"> </w:t>
+      </w:r>
+      <w:r>
+        <w:t xml:space="preserve">ISPRS International Journal of Geo-Information 9, 68. doi:10.3390/ijgi9020068.</w:t>
+      </w:r>
+    </w:p>
+    <w:p>
+      <w:pPr>
+        <w:pStyle w:val="Compact"/>
+        <w:numPr>
+          <w:ilvl w:val="0"/>
+          <w:numId w:val="1016"/>
+        </w:numPr>
+      </w:pPr>
+      <w:r>
+        <w:t xml:space="preserve">Xin, H., Xu, N., Xu, H., Yang, H., Wang, Z., Zhang, Z., Ding, Y., Luan, H., Ou, Y., Yang, Y., 2025.</w:t>
+      </w:r>
+      <w:r>
+        <w:t xml:space="preserve"> </w:t>
+      </w:r>
+      <w:r>
+        <w:rPr>
+          <w:i/>
+          <w:iCs/>
+        </w:rPr>
+        <w:t xml:space="preserve">Mapping tidal flat topography by combining ICESat-2 laser altimetry and multi-source satellite imagery.</w:t>
+      </w:r>
+      <w:r>
+        <w:t xml:space="preserve"> </w:t>
+      </w:r>
+      <w:r>
+        <w:t xml:space="preserve">International Journal of Digital Earth 18 (2), 2554313. doi:10.1080/17538947.2025.2554313.</w:t>
+      </w:r>
+    </w:p>
+    <w:p>
+      <w:pPr>
+        <w:pStyle w:val="Compact"/>
+        <w:numPr>
+          <w:ilvl w:val="0"/>
+          <w:numId w:val="1016"/>
+        </w:numPr>
+      </w:pPr>
+      <w:r>
+        <w:t xml:space="preserve">Xu, N., Ma, Y., Yang, J., Wang, X. H., Wang, Y., Xu, R., 2022.</w:t>
+      </w:r>
+      <w:r>
+        <w:t xml:space="preserve"> </w:t>
+      </w:r>
+      <w:r>
+        <w:rPr>
+          <w:i/>
+          <w:iCs/>
+        </w:rPr>
+        <w:t xml:space="preserve">Deriving tidal flat topography using ICESat-2 laser altimetry and Sentinel-2 imagery.</w:t>
+      </w:r>
+      <w:r>
+        <w:t xml:space="preserve"> </w:t>
+      </w:r>
+      <w:r>
+        <w:t xml:space="preserve">Geophysical Research Letters 49, e2021GL096813. doi:10.1029/2021GL096813.</w:t>
+      </w:r>
+    </w:p>
+    <w:p>
+      <w:pPr>
+        <w:pStyle w:val="Compact"/>
+        <w:numPr>
+          <w:ilvl w:val="0"/>
+          <w:numId w:val="1016"/>
+        </w:numPr>
+      </w:pPr>
+      <w:r>
+        <w:t xml:space="preserve">Yun, H.-W., Kim, J.-R., Choi, Y.-S., Lin, S.-Y., 2022.</w:t>
+      </w:r>
+      <w:r>
+        <w:t xml:space="preserve"> </w:t>
+      </w:r>
+      <w:r>
+        <w:rPr>
+          <w:i/>
+          <w:iCs/>
+        </w:rPr>
         <w:t xml:space="preserve">Analyses of time series InSAR signatures for the Ganghwa tidal flat, Korea.</w:t>
       </w:r>
       <w:r>
@@ -15897,6 +15981,34 @@
       </w:r>
       <w:r>
         <w:t xml:space="preserve">Remote Sensing 14, 4448. doi:10.3390/rs14184448.</w:t>
+      </w:r>
+    </w:p>
+    <w:p>
+      <w:pPr>
+        <w:pStyle w:val="Compact"/>
+        <w:numPr>
+          <w:ilvl w:val="0"/>
+          <w:numId w:val="1016"/>
+        </w:numPr>
+      </w:pPr>
+      <w:r>
+        <w:t xml:space="preserve">Zhang, S., Xu, Q., Wang, H., Kang, Y., Li, X., 2022.</w:t>
+      </w:r>
+      <w:r>
+        <w:t xml:space="preserve"> </w:t>
+      </w:r>
+      <w:r>
+        <w:rPr>
+          <w:i/>
+          <w:iCs/>
+        </w:rPr>
+        <w:t xml:space="preserve">Automatic waterline extraction and topographic mapping of tidal flats from SAR images based on deep learning.</w:t>
+      </w:r>
+      <w:r>
+        <w:t xml:space="preserve"> </w:t>
+      </w:r>
+      <w:r>
+        <w:t xml:space="preserve">Geophysical Research Letters 49, e2021GL096007. doi:10.1029/2021GL096007.</w:t>
       </w:r>
     </w:p>
     <w:bookmarkEnd w:id="70"/>

--- a/manuscript/draft_ko.docx
+++ b/manuscript/draft_ko.docx
@@ -674,7 +674,7 @@
         </m:sSup>
       </m:oMath>
       <w:r>
-        <w:t xml:space="preserve">로 추정되며(Murray et al., 2019), 탄소 격리, 어류·갑각류 서식지 제공, 해안 폭풍 완충 등 핵심 생태계 서비스를 담당한다. 그러나 이들 지역에 대한 디지털 표고 모델(DEM)은 현장 측량 비용과 접근성 제약으로 인해 대규모 일관 매핑이 어렵다. 항공 LiDAR가 가장 정확한 자료를 제공하지만 비용이 크고, 임무 단위로 단발적으로 운영된다. 위성 탑재 ICESat-2 레이저 고도계는 최근 조간대에서 반복 가능한 cm급 직접 표고 기준을 제공하지만, 성기고 불연속적인 지상 트랙으로 인해 단독 DEM 밀도는 제한적이다(Xu et al., 2022).</w:t>
+        <w:t xml:space="preserve">로 추정되며(Murray et al., 2019; Worm et al., 2006), 탄소 격리, 어류·갑각류 서식지 제공, 해안 폭풍 완충 등 핵심 생태계 서비스를 담당한다. 그러나 이들 지역에 대한 디지털 표고 모델(DEM)은 현장 측량 비용과 접근성 제약으로 인해 대규모 일관 매핑이 어렵다. 항공 LiDAR가 가장 정확한 자료를 제공하지만 비용이 크고, 임무 단위로 단발적으로 운영된다. 위성 탑재 ICESat-2 레이저 고도계는 최근 조간대에서 반복 가능한 cm급 직접 표고 기준을 제공하지만, 성기고 불연속적인 지상 트랙으로 인해 단독 DEM 밀도는 제한적이다(Xu et al., 2022).</w:t>
       </w:r>
     </w:p>
     <w:p>
@@ -15908,7 +15908,7 @@
         </w:numPr>
       </w:pPr>
       <w:r>
-        <w:t xml:space="preserve">Xin, H., Xu, N., Xu, H., Yang, H., Wang, Z., Zhang, Z., Ding, Y., Luan, H., Ou, Y., Yang, Y., 2025.</w:t>
+        <w:t xml:space="preserve">Worm, B., Barbier, E. B., Beaumont, N., Duffy, J. E., Folke, C., Halpern, B. S., Jackson, J. B. C., Lotze, H. K., Micheli, F., Palumbi, S. R., Sala, E., Selkoe, K. A., Stachowicz, J. J., Watson, R., 2006.</w:t>
       </w:r>
       <w:r>
         <w:t xml:space="preserve"> </w:t>
@@ -15918,13 +15918,13 @@
           <w:i/>
           <w:iCs/>
         </w:rPr>
-        <w:t xml:space="preserve">Mapping tidal flat topography by combining ICESat-2 laser altimetry and multi-source satellite imagery.</w:t>
-      </w:r>
-      <w:r>
-        <w:t xml:space="preserve"> </w:t>
-      </w:r>
-      <w:r>
-        <w:t xml:space="preserve">International Journal of Digital Earth 18 (2), 2554313. doi:10.1080/17538947.2025.2554313.</w:t>
+        <w:t xml:space="preserve">Impacts of biodiversity loss on ocean ecosystem services.</w:t>
+      </w:r>
+      <w:r>
+        <w:t xml:space="preserve"> </w:t>
+      </w:r>
+      <w:r>
+        <w:t xml:space="preserve">Science 314, 787–790. doi:10.1126/science.1132294.</w:t>
       </w:r>
     </w:p>
     <w:p>
@@ -15936,7 +15936,7 @@
         </w:numPr>
       </w:pPr>
       <w:r>
-        <w:t xml:space="preserve">Xu, N., Ma, Y., Yang, J., Wang, X. H., Wang, Y., Xu, R., 2022.</w:t>
+        <w:t xml:space="preserve">Xin, H., Xu, N., Xu, H., Yang, H., Wang, Z., Zhang, Z., Ding, Y., Luan, H., Ou, Y., Yang, Y., 2025.</w:t>
       </w:r>
       <w:r>
         <w:t xml:space="preserve"> </w:t>
@@ -15946,13 +15946,13 @@
           <w:i/>
           <w:iCs/>
         </w:rPr>
-        <w:t xml:space="preserve">Deriving tidal flat topography using ICESat-2 laser altimetry and Sentinel-2 imagery.</w:t>
-      </w:r>
-      <w:r>
-        <w:t xml:space="preserve"> </w:t>
-      </w:r>
-      <w:r>
-        <w:t xml:space="preserve">Geophysical Research Letters 49, e2021GL096813. doi:10.1029/2021GL096813.</w:t>
+        <w:t xml:space="preserve">Mapping tidal flat topography by combining ICESat-2 laser altimetry and multi-source satellite imagery.</w:t>
+      </w:r>
+      <w:r>
+        <w:t xml:space="preserve"> </w:t>
+      </w:r>
+      <w:r>
+        <w:t xml:space="preserve">International Journal of Digital Earth 18 (2), 2554313. doi:10.1080/17538947.2025.2554313.</w:t>
       </w:r>
     </w:p>
     <w:p>
@@ -15964,7 +15964,7 @@
         </w:numPr>
       </w:pPr>
       <w:r>
-        <w:t xml:space="preserve">Yun, H.-W., Kim, J.-R., Choi, Y.-S., Lin, S.-Y., 2022.</w:t>
+        <w:t xml:space="preserve">Xu, N., Ma, Y., Yang, J., Wang, X. H., Wang, Y., Xu, R., 2022.</w:t>
       </w:r>
       <w:r>
         <w:t xml:space="preserve"> </w:t>
@@ -15974,13 +15974,41 @@
           <w:i/>
           <w:iCs/>
         </w:rPr>
-        <w:t xml:space="preserve">Analyses of time series InSAR signatures for the Ganghwa tidal flat, Korea.</w:t>
-      </w:r>
-      <w:r>
-        <w:t xml:space="preserve"> </w:t>
-      </w:r>
-      <w:r>
-        <w:t xml:space="preserve">Remote Sensing 14, 4448. doi:10.3390/rs14184448.</w:t>
+        <w:t xml:space="preserve">Deriving tidal flat topography using ICESat-2 laser altimetry and Sentinel-2 imagery.</w:t>
+      </w:r>
+      <w:r>
+        <w:t xml:space="preserve"> </w:t>
+      </w:r>
+      <w:r>
+        <w:t xml:space="preserve">Geophysical Research Letters 49, e2021GL096813. doi:10.1029/2021GL096813.</w:t>
+      </w:r>
+    </w:p>
+    <w:p>
+      <w:pPr>
+        <w:pStyle w:val="Compact"/>
+        <w:numPr>
+          <w:ilvl w:val="0"/>
+          <w:numId w:val="1016"/>
+        </w:numPr>
+      </w:pPr>
+      <w:r>
+        <w:t xml:space="preserve">Yun, G. R., Ryu, J.-H., Kim, K. L., Lee, J. H., Lee, S.-K., 2022.</w:t>
+      </w:r>
+      <w:r>
+        <w:t xml:space="preserve"> </w:t>
+      </w:r>
+      <w:r>
+        <w:rPr>
+          <w:i/>
+          <w:iCs/>
+        </w:rPr>
+        <w:t xml:space="preserve">TanDEM-X-based Ganghwa tidal flat high-resolution topographic map construction and service.</w:t>
+      </w:r>
+      <w:r>
+        <w:t xml:space="preserve"> </w:t>
+      </w:r>
+      <w:r>
+        <w:t xml:space="preserve">GEO DATA 4 (1), 37–42. doi:10.22761/DJ2022.4.1.004.</w:t>
       </w:r>
     </w:p>
     <w:p>

--- a/manuscript/draft_ko.docx
+++ b/manuscript/draft_ko.docx
@@ -761,7 +761,7 @@
         </m:r>
       </m:oMath>
       <w:r>
-        <w:t xml:space="preserve">는 인접 조위관측소 기준 datum 조위이다. 서로 다른 조위 단계의 위성 영상에서 추출된 다수의 워터라인을 중첩하면 조간대 hypsometric 곡선을 이산화할 수 있고 이를 보간해 DEM을 만든다. 이 접근은 Digital Earth Australia Intertidal 산물(Sagar et al., 2017; Bishop-Taylor et al., 2019a)의 기반이며 전 세계적으로 빠르게 확산되고 있다(Liu et al., 2015; Tseng et al., 2017; Khan et al., 2019; Salameh et al., 2019; Wang et al., 2020). 이를 보완하는 흐름으로, ICESat-2 레이저 고도계를 광학·SAR 워터라인과 결합해 수직 기준을 직접 구속하는 연구가 있다(Zhang et al., 2022; Xin et al., 2025).</w:t>
+        <w:t xml:space="preserve">는 인접 조위관측소 기준 datum 조위이다. 서로 다른 조위 단계의 위성 영상에서 추출된 다수의 워터라인을 중첩하면 조간대 hypsometric 곡선을 이산화할 수 있고 이를 보간해 DEM을 만든다. 이 접근은 Digital Earth Australia Intertidal 산물(Sagar et al., 2017; Bishop-Taylor et al., 2019a, 2019b)의 기반이며 전 세계적으로 빠르게 확산되고 있다(Tseng et al., 2017; Khan et al., 2019; Salameh et al., 2019; Wang et al., 2020). 이를 보완하는 흐름으로, ICESat-2 레이저 고도계를 광학·SAR 워터라인과 결합해 수직 기준을 직접 구속하는 연구가 있다(Zhang et al., 2022; Xin et al., 2025).</w:t>
       </w:r>
     </w:p>
     <w:bookmarkEnd w:id="10"/>
@@ -848,7 +848,7 @@
         <w:t xml:space="preserve"> </w:t>
       </w:r>
       <w:r>
-        <w:t xml:space="preserve">간격으로 조석을 표본화한다. 즉 동일 사이트에서 연이은 통과가 조금씩 다른 조석 위상을 잡지만, 그 위상은 좁은 시간대 창에 갇힌다. Bishop-Taylor et al. (2019b)는 Digital Earth Australia Intertidal 산물에서 이로 인한</w:t>
+        <w:t xml:space="preserve">간격으로 조석을 표본화한다. 즉 동일 사이트에서 연이은 통과가 조금씩 다른 조석 위상을 잡지만, 그 위상은 좁은 시간대 창에 갇힌다. Bishop-Taylor et al. (2019a)는 Digital Earth Australia Intertidal 산물에서 이로 인한</w:t>
       </w:r>
       <w:r>
         <w:t xml:space="preserve"> </w:t>
@@ -861,7 +861,7 @@
         <w:t xml:space="preserve">조석 별칭(tidal aliasing)</w:t>
       </w:r>
       <w:r>
-        <w:t xml:space="preserve">을 처음 정량화하여, 위성 표본 조위 분포가 기저 조석 사이클 대비 0이 아닌 평균 편향과 절단된 조차를 갖는다는 점을 보였고, 오픈소스 eo-tides 패키지(Bishop-Taylor et al., 2025)는 이 진단을 전 지구 규모에서 접근 가능하게 했다. Sent et al. (2025)는 포르투갈 대조차 Tagus 강 하구에서 Sentinel-2 탁도 자료가 대조 시 저조에 과대 표본화, 소조 시 고조에 과소 표본화되는 유사한 광학 센서 별칭을 보고하였다. 이러한 인식에도 불구하고 위성 통과 시각의 국지 조석 위상으로부터 편향 진폭을 예측 가능하게 연결하는 폐형</w:t>
+        <w:t xml:space="preserve">을 spread 및 저조·고조 offset 지표로 처음 정량화하여, 위성 표본 조위 분포가 기저 조석 사이클 대비 0이 아닌 평균 편향과 절단된 조차를 갖는다는 점을 보였고, 오픈소스 eo-tides 패키지(Bishop-Taylor et al., 2025)는 이 진단을 전 지구 규모에서 접근 가능하게 했다. Sent et al. (2025)는 포르투갈 대조차 Tagus 강 하구에서 Sentinel-2 탁도 자료가 대조 시 저조에 과대 표본화, 소조 시 고조에 과소 표본화되는 유사한 광학 센서 별칭을 보고하였다. 이러한 인식에도 불구하고 위성 통과 시각의 국지 조석 위상으로부터 편향 진폭을 예측 가능하게 연결하는 폐형</w:t>
       </w:r>
       <w:r>
         <w:t xml:space="preserve"> </w:t>
@@ -3166,7 +3166,7 @@
         <w:pStyle w:val="FirstParagraph"/>
       </w:pPr>
       <w:r>
-        <w:t xml:space="preserve">각 (사이트, 센서) 조합에 대해 태양동기 워터라인 분석에 표준적으로 사용되는 별칭 지표 집합(Bishop-Taylor et al., 2019b; Bishop-Taylor et al., 2025)을 사용한다:</w:t>
+        <w:t xml:space="preserve">각 (사이트, 센서) 조합에 대해 태양동기 워터라인 분석에 표준적으로 사용되는 별칭 지표 집합(Bishop-Taylor et al., 2019a; Bishop-Taylor et al., 2025)을 사용한다:</w:t>
       </w:r>
     </w:p>
     <w:p>
@@ -15505,34 +15505,6 @@
       </w:r>
       <w:r>
         <w:t xml:space="preserve">IEEE Journal of Selected Topics in Applied Earth Observations and Remote Sensing 10, 2713–2724. doi:10.1109/JSTARS.2017.2656629.</w:t>
-      </w:r>
-    </w:p>
-    <w:p>
-      <w:pPr>
-        <w:pStyle w:val="Compact"/>
-        <w:numPr>
-          <w:ilvl w:val="0"/>
-          <w:numId w:val="1016"/>
-        </w:numPr>
-      </w:pPr>
-      <w:r>
-        <w:t xml:space="preserve">Liu, Y., Zhou, M., Zhao, S., Zhan, W., Yang, K., Li, M., 2015.</w:t>
-      </w:r>
-      <w:r>
-        <w:t xml:space="preserve"> </w:t>
-      </w:r>
-      <w:r>
-        <w:rPr>
-          <w:i/>
-          <w:iCs/>
-        </w:rPr>
-        <w:t xml:space="preserve">Automated extraction of tidal creeks from airborne laser altimetry data.</w:t>
-      </w:r>
-      <w:r>
-        <w:t xml:space="preserve"> </w:t>
-      </w:r>
-      <w:r>
-        <w:t xml:space="preserve">Journal of Hydrology 527, 1006–1020. doi:10.1016/j.jhydrol.2015.05.058.</w:t>
       </w:r>
     </w:p>
     <w:p>
